--- a/data/Agreements Bilateral_Brazil-EU Joint Communiqué.docx
+++ b/data/Agreements Bilateral_Brazil-EU Joint Communiqué.docx
@@ -2,13 +2,13 @@
 <file path=word/document.xml><?xml version="1.0" encoding="utf-8"?>
 <w:document xmlns:w="http://schemas.openxmlformats.org/wordprocessingml/2006/main" xmlns:m="http://schemas.openxmlformats.org/officeDocument/2006/math" xmlns:r="http://schemas.openxmlformats.org/officeDocument/2006/relationships" xmlns:o="urn:schemas-microsoft-com:office:office" xmlns:v="urn:schemas-microsoft-com:vml" xmlns:w10="urn:schemas-microsoft-com:office:word" xmlns:a="http://schemas.openxmlformats.org/drawingml/2006/main" xmlns:pic="http://schemas.openxmlformats.org/drawingml/2006/picture" xmlns:wp="http://schemas.openxmlformats.org/drawingml/2006/wordprocessingDrawing">
   <w:body>
-    <w:bookmarkStart w:id="26" w:name="X235d2eed7bb4187be8ea718a0f9f92ec4e5ae2d"/>
+    <w:bookmarkStart w:id="26" w:name="X3a83b3777be81f331fadc3305022a9e887afe76"/>
     <w:p>
       <w:pPr>
         <w:pStyle w:val="Heading1"/>
       </w:pPr>
       <w:r>
-        <w:t xml:space="preserve">12th Brazil-EU Digital Dialogue: Joint Communiqué on Cooperation in Digital Transformation</w:t>
+        <w:t xml:space="preserve">12th Brazil-EU Digital Dialogue Joint Communiqué</w:t>
       </w:r>
     </w:p>
     <w:p>
@@ -23,7 +23,7 @@
         <w:t xml:space="preserve">Date</w:t>
       </w:r>
       <w:r>
-        <w:t xml:space="preserve">: 2023-03-20</w:t>
+        <w:t xml:space="preserve">: 2024-03-20</w:t>
       </w:r>
     </w:p>
     <w:p>
@@ -55,7 +55,7 @@
         <w:pStyle w:val="FirstParagraph"/>
       </w:pPr>
       <w:r>
-        <w:t xml:space="preserve">The 12th Brazil-EU Digital Dialogue, held on March 20 in Brasilia, reinforced the strategic partnership between Brazil and the European Union, focusing on digital transformation across various sectors. Key areas of discussion included digital connectivity, governance, and advanced technologies like 5G and quantum computing. The dialogue emphasized collaboration to foster inclusive growth and innovation while addressing challenges in the digital landscape. Priority actions identified for future cooperation include enhancing digital connectivity in underserved regions, extending cooperation on 5G and 6G technologies, and improving data protection frameworks. A workplan will guide the implementation of these initiatives, with progress to be reviewed in future dialogues, aiming to strengthen the partnership and promote a secure digital future for both regions.</w:t>
+        <w:t xml:space="preserve">The 12th Brazil-EU Digital Dialogue, held on March 20th in Brasilia, reaffirmed the strong partnership between Brazil and the European Union in advancing digital transformation. Key areas of cooperation include digital connectivity (especially in underserved regions like the Amazon), collaboration on 5G/6G technologies, high-performance computing, semiconductor supply chain resilience, digital signature interoperability, data protection, and regulatory frameworks for the digital economy, including artificial intelligence. Both parties emphasized shared values of democracy, human rights, and sustainable development, aiming to foster inclusive and sustainable digital growth. Preparatory workshops enriched discussions, and a workplan will guide the implementation of agreed actions, with progress to be reviewed at the next Dialogue. This ongoing collaboration seeks to deliver concrete outcomes, strengthen the partnership, and promote a secure, innovative digital future for both regions.</w:t>
       </w:r>
     </w:p>
     <w:bookmarkEnd w:id="20"/>
@@ -77,7 +77,7 @@
         </w:numPr>
       </w:pPr>
       <w:r>
-        <w:t xml:space="preserve">The 12th Brazil-EU Digital Dialogue took place on March 20th in Brasilia, focusing on digital transformation, including connectivity, governance, and technologies like 5G and AI.</w:t>
+        <w:t xml:space="preserve">Focus on digital transformation, including digital connectivity, digital government, information integrity, and collaboration on advanced technologies (5G/6G, High Performance Computing, quantum computing).</w:t>
       </w:r>
     </w:p>
     <w:p>
@@ -89,7 +89,7 @@
         </w:numPr>
       </w:pPr>
       <w:r>
-        <w:t xml:space="preserve">The dialogue aims to enhance cooperation in digital economy areas, reflecting shared values of democracy, human rights, and sustainable development.</w:t>
+        <w:t xml:space="preserve">Emphasis on policy frameworks for data economy, artificial intelligence, and digital platforms, aiming for shared principles and possible regulatory convergence.</w:t>
       </w:r>
     </w:p>
     <w:p>
@@ -101,7 +101,7 @@
         </w:numPr>
       </w:pPr>
       <w:r>
-        <w:t xml:space="preserve">Priority areas for collaboration include digital connectivity projects, cooperation on 5G and 6G technologies, and data protection.</w:t>
+        <w:t xml:space="preserve">Commitment to inclusive, sustainable growth, innovation, and addressing digital challenges, reflecting shared values of democracy, human rights, and sustainable development.</w:t>
       </w:r>
     </w:p>
     <w:p>
@@ -113,7 +113,7 @@
         </w:numPr>
       </w:pPr>
       <w:r>
-        <w:t xml:space="preserve">Preparatory workshops informed discussions on digital market regulation and AI implications, enriching the main dialogue.</w:t>
+        <w:t xml:space="preserve">Priority cooperation areas: digital connectivity in underserved regions (e.g., Amazon), 5G/6G technology, HPC collaboration, semiconductor supply chain resilience, digital signature interoperability, data protection, and international data flows.</w:t>
       </w:r>
     </w:p>
     <w:p>
@@ -125,7 +125,7 @@
         </w:numPr>
       </w:pPr>
       <w:r>
-        <w:t xml:space="preserve">A workplan will guide the implementation of agreed actions, with progress assessed in future dialogues.</w:t>
+        <w:t xml:space="preserve">Ongoing dialogue and workplan to monitor progress, with a focus on concrete outcomes and mutual benefit for citizens and businesses.</w:t>
       </w:r>
     </w:p>
     <w:bookmarkEnd w:id="21"/>
@@ -141,7 +141,8 @@
     <w:tbl>
       <w:tblPr>
         <w:tblStyle w:val="Table"/>
-        <w:tblW w:type="auto" w:w="0"/>
+        <w:tblW w:type="pct" w:w="5000"/>
+        <w:tblLayout w:type="fixed"/>
         <w:tblLook w:firstRow="1" w:lastRow="0" w:firstColumn="0" w:lastColumn="0" w:noHBand="0" w:noVBand="0" w:val="0020"/>
       </w:tblPr>
       <w:tblGrid>
@@ -194,7 +195,7 @@
               <w:pStyle w:val="Compact"/>
             </w:pPr>
             <w:r>
-              <w:t xml:space="preserve">Government of Brazil; European Union</w:t>
+              <w:t xml:space="preserve">Governments; European Union; EU Member States; Policy Level Representatives</w:t>
             </w:r>
           </w:p>
         </w:tc>
@@ -218,7 +219,31 @@
               <w:pStyle w:val="Compact"/>
             </w:pPr>
             <w:r>
-              <w:t xml:space="preserve">Digital Innovation Hubs</w:t>
+              <w:t xml:space="preserve">Technology Organisations; Research Performing Organisations</w:t>
+            </w:r>
+          </w:p>
+        </w:tc>
+      </w:tr>
+      <w:tr>
+        <w:tc>
+          <w:tcPr/>
+          <w:p>
+            <w:pPr>
+              <w:pStyle w:val="Compact"/>
+            </w:pPr>
+            <w:r>
+              <w:t xml:space="preserve">Economic Actors</w:t>
+            </w:r>
+          </w:p>
+        </w:tc>
+        <w:tc>
+          <w:tcPr/>
+          <w:p>
+            <w:pPr>
+              <w:pStyle w:val="Compact"/>
+            </w:pPr>
+            <w:r>
+              <w:t xml:space="preserve">Bilateral Projects; Digital Companies; ICT Companies; Telecommunication Companies; Industry Actors</w:t>
             </w:r>
           </w:p>
         </w:tc>
@@ -280,6 +305,30 @@
               <w:pStyle w:val="Compact"/>
             </w:pPr>
             <w:r>
+              <w:t xml:space="preserve">Regional &amp; International Cooperation</w:t>
+            </w:r>
+          </w:p>
+        </w:tc>
+        <w:tc>
+          <w:tcPr/>
+          <w:p>
+            <w:pPr>
+              <w:pStyle w:val="Compact"/>
+            </w:pPr>
+            <w:r>
+              <w:t xml:space="preserve">Digital &amp; Technological Partnerships; Bi-regional Cooperation</w:t>
+            </w:r>
+          </w:p>
+        </w:tc>
+      </w:tr>
+      <w:tr>
+        <w:tc>
+          <w:tcPr/>
+          <w:p>
+            <w:pPr>
+              <w:pStyle w:val="Compact"/>
+            </w:pPr>
+            <w:r>
               <w:t xml:space="preserve">Digital Transformation &amp; Strategy</w:t>
             </w:r>
           </w:p>
@@ -291,7 +340,7 @@
               <w:pStyle w:val="Compact"/>
             </w:pPr>
             <w:r>
-              <w:t xml:space="preserve">Digital Connectivity; Digital Platforms; Digital Economy</w:t>
+              <w:t xml:space="preserve">Digital Connectivity; Digital Platforms; Digital Economy; Digital Infrastructure</w:t>
             </w:r>
           </w:p>
         </w:tc>
@@ -315,7 +364,7 @@
               <w:pStyle w:val="Compact"/>
             </w:pPr>
             <w:r>
-              <w:t xml:space="preserve">5G; High-Performance Computing; Artificial Intelligence</w:t>
+              <w:t xml:space="preserve">5G; Artificial Intelligence; High-Performance Computing; Quantum Technologies</w:t>
             </w:r>
           </w:p>
         </w:tc>
@@ -339,7 +388,7 @@
               <w:pStyle w:val="Compact"/>
             </w:pPr>
             <w:r>
-              <w:t xml:space="preserve">Data Governance; Data Protection</w:t>
+              <w:t xml:space="preserve">Data Protection; Data Governance; Digital Governance</w:t>
             </w:r>
           </w:p>
         </w:tc>
@@ -368,30 +417,6 @@
           </w:p>
         </w:tc>
       </w:tr>
-      <w:tr>
-        <w:tc>
-          <w:tcPr/>
-          <w:p>
-            <w:pPr>
-              <w:pStyle w:val="Compact"/>
-            </w:pPr>
-            <w:r>
-              <w:t xml:space="preserve">Regional &amp; International Cooperation</w:t>
-            </w:r>
-          </w:p>
-        </w:tc>
-        <w:tc>
-          <w:tcPr/>
-          <w:p>
-            <w:pPr>
-              <w:pStyle w:val="Compact"/>
-            </w:pPr>
-            <w:r>
-              <w:t xml:space="preserve">Digital &amp; Technological Partnerships</w:t>
-            </w:r>
-          </w:p>
-        </w:tc>
-      </w:tr>
     </w:tbl>
     <w:bookmarkEnd w:id="23"/>
     <w:bookmarkStart w:id="24" w:name="practical-applications"/>
@@ -412,7 +437,7 @@
         </w:numPr>
       </w:pPr>
       <w:r>
-        <w:t xml:space="preserve">Ongoing cooperation on meaningful digital connectivity projects, particularly in under-served regions of Brazil, such as the Amazon region, to drive social inclusion.</w:t>
+        <w:t xml:space="preserve">Ongoing cooperation on meaningful digital connectivity projects, particularly targeting under-served regions of Brazil such as the Amazon region.</w:t>
       </w:r>
     </w:p>
     <w:p>
@@ -424,7 +449,7 @@
         </w:numPr>
       </w:pPr>
       <w:r>
-        <w:t xml:space="preserve">Extension of existing cooperation between European Union and Brazil stakeholders on 5G technologies, with exploration of potential 5G use cases in key economic sectors such as agriculture, energy, and mobility.</w:t>
+        <w:t xml:space="preserve">Existing cooperation between European Union and Brazil stakeholders on 5G technologies, with exploration of extension to 6G technologies and potential 5G use cases in key economic sectors (agriculture, energy, mobility).</w:t>
       </w:r>
     </w:p>
     <w:p>
@@ -436,7 +461,7 @@
         </w:numPr>
       </w:pPr>
       <w:r>
-        <w:t xml:space="preserve">Enhanced cooperation between Brazilian and European Union High Performance Computing centres, including on HPC applications.</w:t>
+        <w:t xml:space="preserve">Enhanced cooperation between Brazilian and European Union High Performance Computing (HPC) centres, including collaboration on HPC applications.</w:t>
       </w:r>
     </w:p>
     <w:p>
@@ -448,7 +473,7 @@
         </w:numPr>
       </w:pPr>
       <w:r>
-        <w:t xml:space="preserve">Knowledge sharing and exchange initiatives aimed at the stability and resilience of semiconductors global supply chains.</w:t>
+        <w:t xml:space="preserve">Knowledge sharing and exchange initiatives focused on the stability and resilience of global semiconductor supply chains.</w:t>
       </w:r>
     </w:p>
     <w:p>
@@ -460,7 +485,7 @@
         </w:numPr>
       </w:pPr>
       <w:r>
-        <w:t xml:space="preserve">Work on the technical interoperability of Brazil and European Union digital signature systems for potential future mutual recognition.</w:t>
+        <w:t xml:space="preserve">Technical work on interoperability of Brazil and European Union digital signature systems, aiming toward possible future mutual recognition.</w:t>
       </w:r>
     </w:p>
     <w:p>
@@ -472,7 +497,7 @@
         </w:numPr>
       </w:pPr>
       <w:r>
-        <w:t xml:space="preserve">Continued dialogue on data protection and international data flows, with a view to finalizing mutual adequacy decisions.</w:t>
+        <w:t xml:space="preserve">Continued dialogue and cooperation on data protection and international data flows, with the goal of finalizing mutual adequacy decisions.</w:t>
       </w:r>
     </w:p>
     <w:p>
@@ -484,7 +509,7 @@
         </w:numPr>
       </w:pPr>
       <w:r>
-        <w:t xml:space="preserve">Exchange of best practices and promotion of cooperation on the regulatory framework for the digital economy, covering data governance, artificial intelligence, and digital platforms.</w:t>
+        <w:t xml:space="preserve">Exchange of best practices and promotion of cooperation, including research, on regulatory frameworks for the digital economy (covering data governance, artificial intelligence, and digital platforms).</w:t>
       </w:r>
     </w:p>
     <w:p>
@@ -496,7 +521,7 @@
         </w:numPr>
       </w:pPr>
       <w:r>
-        <w:t xml:space="preserve">Cooperation in international fora to promote an inclusive digital ecosystem based on shared values of democracy, human rights, and sustainable development in the digital domain.</w:t>
+        <w:t xml:space="preserve">Joint cooperation in international fora to promote an inclusive digital ecosystem based on shared values of democracy, human rights, and sustainable development.</w:t>
       </w:r>
     </w:p>
     <w:bookmarkEnd w:id="24"/>
